--- a/thesis_word/thesis_pandoc.docx
+++ b/thesis_word/thesis_pandoc.docx
@@ -164,7 +164,7 @@
         <w:rPr>
           <w:rFonts w:hint="eastAsia"/>
         </w:rPr>
-        <w:t xml:space="preserve">现有主流的软件类啸叫抑制技术可分为三类：移频法/移相法通过在信号路径中施加微小频率偏移或相位调制来破坏正反馈条件[3]；陷波抑制法通过实时检测啸叫频率点并设置窄带陷波滤波器进行定点衰减[4]；自适应反馈消除法利用自适应滤波器在线估计声反馈路径并减去反馈分量[5]。然而，这三类方法各有固有缺陷：移频法牺牲音质换取稳定性，陷波法依赖不可靠的啸叫检测且引入频谱失真，自适应反馈消除法则受限于目标信号与反馈信号的高度相关性。这些共性局限促使研究者探索新的技术路径。</w:t>
+        <w:t xml:space="preserve">现有主流的软件类啸叫抑制技术可分为三类：移频法/移相法[3]、陷波抑制法[4]和自适应反馈消除法[5]，1.2.1节将详细介绍其原理与局限。这些方法的共性局限在于需要在抑制啸叫的同时保持信号质量，促使研究者探索新的技术路径。</w:t>
       </w:r>
     </w:p>
     <w:p>
@@ -352,7 +352,7 @@
         <w:rPr>
           <w:rFonts w:hint="eastAsia"/>
         </w:rPr>
-        <w:t xml:space="preserve">AHS[15]，首次将啸叫抑制建模为深度学习框架下的监督学习问题，通过神经网络直接估计目标语音，验证了深度学习方法的可行性。然而，Deep</w:t>
+        <w:t xml:space="preserve">AHS[15]，首次将啸叫抑制建模为深度学习框架下的监督学习问题，验证了深度学习方法的可行性。然而，Deep</w:t>
       </w:r>
       <w:r>
         <w:t xml:space="preserve"> </w:t>
@@ -361,16 +361,7 @@
         <w:rPr>
           <w:rFonts w:hint="eastAsia"/>
         </w:rPr>
-        <w:t xml:space="preserve">AHS采用了相对常规的CNN架构，未充分利用编码器-解码器结构在多尺度特征提取方面的优势，在网络架构改进和训练优化方面缺乏系统性探索，且对传统方法的评估不够充分。与Deep</w:t>
-      </w:r>
-      <w:r>
-        <w:t xml:space="preserve"> </w:t>
-      </w:r>
-      <w:r>
-        <w:rPr>
-          <w:rFonts w:hint="eastAsia"/>
-        </w:rPr>
-        <w:t xml:space="preserve">AHS相比，本研究在三个方面进行了差异化拓展：（1）采用U-Net编码器-解码器架构替代常规CNN，充分利用多尺度特征提取和跳跃连接的精确空间定位优势；（2）系统探索注意力门、残差连接和空洞卷积三项技术的集成效果，并通过消融实验量化各组件贡献；（3）实现三种传统方法进行系统性对比评估，量化深度学习方法的优势幅度。这些不足为本研究提供了明确的改进方向。</w:t>
+        <w:t xml:space="preserve">AHS在网络架构改进、训练优化和传统方法评估等方面不够充分，本研究在此基础上进行了系统性拓展（详见4.6节对比讨论）。</w:t>
       </w:r>
     </w:p>
     <w:p>
@@ -420,7 +411,7 @@
         <w:rPr>
           <w:rFonts w:hint="eastAsia"/>
         </w:rPr>
-        <w:t xml:space="preserve">本文的主要创新点体现在以下三个方面：</w:t>
+        <w:t xml:space="preserve">本文的主要研究工作包括以下四个方面：</w:t>
       </w:r>
     </w:p>
     <w:p>
@@ -431,7 +422,7 @@
         <w:rPr>
           <w:rFonts w:hint="eastAsia"/>
         </w:rPr>
-        <w:t xml:space="preserve">（1）首次系统性地将U-Net编码器-解码器架构及其多种改进技术应用于声反馈啸叫抑制任务。不同于先前Deep</w:t>
+        <w:t xml:space="preserve">（1）建立了声反馈啸叫的理论模型和基于房间脉冲响应（RIR）的仿真数据生成框架，通过随机化房间几何参数、混响时间、增益和延迟等变量，构建了大规模的干净语音-带啸叫语音配对数据集。这是本研究区别于先前Deep</w:t>
       </w:r>
       <w:r>
         <w:t xml:space="preserve"> </w:t>
@@ -440,7 +431,7 @@
         <w:rPr>
           <w:rFonts w:hint="eastAsia"/>
         </w:rPr>
-        <w:t xml:space="preserve">AHS[15]采用的常规CNN架构，本文充分利用U-Net在多尺度特征提取和精确空间定位方面的优势，并系统探索了注意力门、残差连接和空洞卷积三项技术的集成效果，通过消融实验量化各组件贡献，为啸叫抑制任务的技术选型提供了明确参考。</w:t>
+        <w:t xml:space="preserve">AHS[15]采用常规CNN架构的首次系统性尝试：本文利用U-Net编码器-解码器架构在多尺度特征提取和精确空间定位方面的优势，设计了从3层基线U-Net到综合优化U-Net的四个层次递进模型变体，系统探索了注意力门、残差连接和空洞卷积三项技术的集成效果。</w:t>
       </w:r>
     </w:p>
     <w:p>
@@ -451,7 +442,7 @@
         <w:rPr>
           <w:rFonts w:hint="eastAsia"/>
         </w:rPr>
-        <w:t xml:space="preserve">（2）构建了基于房间脉冲响应的声反馈仿真数据生成框架。该框架通过随机化房间几何参数、混响时间、系统延迟和增益等变量，模拟多样化的声反馈路径，为深度学习模型的训练提供了有效的配对数据支撑。</w:t>
+        <w:t xml:space="preserve">（2）实现了移频法、增益抑制法和自适应反馈消除法三种传统啸叫抑制方法作为基线，从信号重建质量（SI-SDR）、感知语音质量（PESQ）和语音可懂度（STOI）等多个角度建立系统性的对比评估体系。</w:t>
       </w:r>
     </w:p>
     <w:p>
@@ -462,7 +453,7 @@
         <w:rPr>
           <w:rFonts w:hint="eastAsia"/>
         </w:rPr>
-        <w:t xml:space="preserve">（3）建立了深度学习方法与传统方法的多维度系统性对比评估体系。实现了移频法、增益抑制法和自适应反馈消除法三种传统基线，从信号重建质量（SI-SDR）、感知语音质量（PESQ）、语音可懂度（STOI）和计算效率等多个角度全面量化深度学习方法的优势幅度。</w:t>
+        <w:t xml:space="preserve">（3）通过消融实验量化了注意力门、残差连接和空洞卷积各组件的独立贡献和协同效应，为啸叫抑制任务的技术选型提供参考。</w:t>
       </w:r>
     </w:p>
     <w:p>
@@ -473,51 +464,7 @@
         <w:rPr>
           <w:rFonts w:hint="eastAsia"/>
         </w:rPr>
-        <w:t xml:space="preserve">本文的主要工作包括以下几个方面：</w:t>
-      </w:r>
-    </w:p>
-    <w:p>
-      <w:pPr>
-        <w:pStyle w:val="BodyText"/>
-      </w:pPr>
-      <w:r>
-        <w:rPr>
-          <w:rFonts w:hint="eastAsia"/>
-        </w:rPr>
-        <w:t xml:space="preserve">（1）建立了声反馈啸叫的理论模型和仿真数据生成框架。基于单通道闭环声学增益系统模型，利用房间脉冲响应（RIR）生成器模拟声反馈路径，通过设置随机化的增益、延迟和房间声学参数，构建了大规模的干净语音-带啸叫语音配对数据集，为深度学习模型的训练提供了数据基础。</w:t>
-      </w:r>
-    </w:p>
-    <w:p>
-      <w:pPr>
-        <w:pStyle w:val="BodyText"/>
-      </w:pPr>
-      <w:r>
-        <w:rPr>
-          <w:rFonts w:hint="eastAsia"/>
-        </w:rPr>
-        <w:t xml:space="preserve">（2）设计了从基础到高级的多个U-Net模型变体。逐步探索不同网络设计策略对啸叫抑制效果的影响，包括：3层基线U-Net（AudioUNet3）作为最小可行方案；5层标准U-Net（AudioUNet5）扩大网络容量；注意力U-Net（AudioUNet5Attention）引入注意力门机制聚焦啸叫相关频率区域；综合优化U-Net（AudioUNet5Optimized）集成注意力门、残差连接和空洞卷积三重改进。</w:t>
-      </w:r>
-    </w:p>
-    <w:p>
-      <w:pPr>
-        <w:pStyle w:val="BodyText"/>
-      </w:pPr>
-      <w:r>
-        <w:rPr>
-          <w:rFonts w:hint="eastAsia"/>
-        </w:rPr>
-        <w:t xml:space="preserve">（3）实现了三种传统啸叫抑制方法作为基线对比。包括移频法、增益抑制法和自适应反馈消除法，为全面评估深度学习方法的优势提供了参考基准。</w:t>
-      </w:r>
-    </w:p>
-    <w:p>
-      <w:pPr>
-        <w:pStyle w:val="BodyText"/>
-      </w:pPr>
-      <w:r>
-        <w:rPr>
-          <w:rFonts w:hint="eastAsia"/>
-        </w:rPr>
-        <w:t xml:space="preserve">（4）从多个维度进行了系统的实验对比分析。包括模型架构对比、消融实验、损失函数对比、训练策略对比和数据增强对比等实验，全面评估了各技术组件的贡献和模型的综合性能。</w:t>
+        <w:t xml:space="preserve">（4）从损失函数、学习率调度策略和数据增强三个维度考察了训练优化对模型性能的影响。</w:t>
       </w:r>
     </w:p>
     <w:p>
@@ -3763,18 +3710,7 @@
         <w:rPr>
           <w:rFonts w:hint="eastAsia"/>
         </w:rPr>
-        <w:t xml:space="preserve">反映各空间位置的重要程度。在啸叫抑制中，注意力门使网络自动识别并聚焦于啸叫频率区域，对这些区域赋予更高权重，同时抑制非啸叫区域的特征传递。</w:t>
-      </w:r>
-    </w:p>
-    <w:p>
-      <w:pPr>
-        <w:pStyle w:val="BodyText"/>
-      </w:pPr>
-      <w:r>
-        <w:rPr>
-          <w:rFonts w:hint="eastAsia"/>
-        </w:rPr>
-        <w:t xml:space="preserve">注意力机制与啸叫抑制任务具有天然的适配性。啸叫在频谱上表现为特定频率处的窄带高能量成分——即频谱图中沿时间轴延伸的亮线。这种高度局部化的频谱特征意味着，有效的啸叫抑制需要网络能够选择性地区分并差异化处理啸叫频段与非啸叫频段。注意力机制正是通过学习为不同频段分配不同权重来实现这种选择性处理：对啸叫频率区域赋予高注意力权重以强化抑制，对正常语音区域赋予低门控权重以保留原始特征。此外，当多个啸叫频率同时出现时，注意力机制能够自适应地为各个啸叫点生成独立的注意力系数，无需预设啸叫频率数量或位置，这比传统的固定阈值检测方法更具灵活性和鲁棒性。</w:t>
+        <w:t xml:space="preserve">反映各空间位置的重要程度。在啸叫抑制中，注意力门使网络自动识别并聚焦于啸叫频率区域，对这些区域赋予更高权重，同时抑制非啸叫区域的特征传递。啸叫在频谱上表现为特定频率处的窄带高能量成分，注意力机制能够自适应地为各频段分配不同权重，无需预设啸叫频率位置，比固定阈值检测方法更具灵活性。</w:t>
       </w:r>
     </w:p>
     <w:bookmarkEnd w:id="26"/>
@@ -4267,18 +4203,7 @@
         <w:rPr>
           <w:rFonts w:hint="eastAsia"/>
         </w:rPr>
-        <w:t xml:space="preserve">卷积映射到目标通道数，使瓶颈层在保持较小计算开销的同时获得全局频谱感知能力。</w:t>
-      </w:r>
-    </w:p>
-    <w:p>
-      <w:pPr>
-        <w:pStyle w:val="BodyText"/>
-      </w:pPr>
-      <w:r>
-        <w:rPr>
-          <w:rFonts w:hint="eastAsia"/>
-        </w:rPr>
-        <w:t xml:space="preserve">空洞卷积的多尺度感受野与啸叫频谱特征具有内在契合性。实际啸叫场景中可能同时出现多个不同频率的啸叫点，这些啸叫点在频谱上表现为分布于不同频率位置的窄带成分。不同频率间距的啸叫组合需要不同大小的上下文窗口来有效捕获：间距较大的啸叫需要较大感受野来建立跨频率的关联，间距较小时则需要较细粒度的局部特征来区分。空洞率分别为2、4、8的三个并行分支恰好对应了小、中、大三种感受野尺度，使网络能够同时捕获不同频率间距的啸叫模式。此外，多尺度感受野还有助于区分啸叫成分与正常语音的谐波结构——啸叫通常表现为跨越多个时间帧的持续性窄带高能量，而语音谐波则具有更丰富的时频变化模式，不同尺度的上下文信息有助于网络学习这一区别。</w:t>
+        <w:t xml:space="preserve">卷积映射到目标通道数，使瓶颈层在保持较小计算开销的同时获得全局频谱感知能力。实际啸叫场景中可能同时出现多个不同频率的啸叫点，三种感受野尺度使网络能够捕获不同频率间距的啸叫模式，并有助于区分啸叫成分与正常语音的谐波结构。</w:t>
       </w:r>
     </w:p>
     <w:bookmarkEnd w:id="29"/>
@@ -13623,58 +13548,7 @@
         <w:rPr>
           <w:rFonts w:hint="eastAsia"/>
         </w:rPr>
-        <w:t xml:space="preserve">本章详细展示分析了四组实验结果，主要发现如下：</w:t>
-      </w:r>
-    </w:p>
-    <w:p>
-      <w:pPr>
-        <w:pStyle w:val="BodyText"/>
-      </w:pPr>
-      <w:r>
-        <w:rPr>
-          <w:rFonts w:hint="eastAsia"/>
-        </w:rPr>
-        <w:t xml:space="preserve">深度学习方法大幅超越传统方法。SI-SDR方面，深度学习模型的SI-SDR均在7.60dB以上，而三种传统方法的SI-SDR均为负值（-24.03dB至-29.27dB），差距悬殊。深度学习方法通过数据驱动方式学习复杂非线性映射关系，从根本上避免传统方法面临的啸叫检测不准、信号相关性等问题。</w:t>
-      </w:r>
-    </w:p>
-    <w:p>
-      <w:pPr>
-        <w:pStyle w:val="BodyText"/>
-      </w:pPr>
-      <w:r>
-        <w:rPr>
-          <w:rFonts w:hint="eastAsia"/>
-        </w:rPr>
-        <w:t xml:space="preserve">网络架构改进带来显著性能提升。从3层基线U-Net（7.60dB）到5层标准U-Net（11.08dB），SI-SDR提升3.48dB，说明网络深度是影响性能的关键因素。在此基础上，综合优化模型通过融合残差连接和空洞卷积进一步提升至11.41dB。消融实验（3个随机种子）表明，残差连接是具有显著正向贡献的组件（单独添加后SI-SDR提升0.46dB），注意力机制和空洞卷积对SI-SDR的边际贡献有限，但三者协同集成使完整模型在SI-SDR、PESQ和STOI三项指标上均达到最优且训练最稳定（标准差仅0.06dB）。</w:t>
-      </w:r>
-    </w:p>
-    <w:p>
-      <w:pPr>
-        <w:pStyle w:val="BodyText"/>
-      </w:pPr>
-      <w:r>
-        <w:rPr>
-          <w:rFonts w:hint="eastAsia"/>
-        </w:rPr>
-        <w:t xml:space="preserve">训练优化策略有效提升模型性能。在损失函数方面，L1损失在SI-SDR指标上表现最优（10.63dB），Composite</w:t>
-      </w:r>
-      <w:r>
-        <w:t xml:space="preserve"> </w:t>
-      </w:r>
-      <w:r>
-        <w:rPr>
-          <w:rFonts w:hint="eastAsia"/>
-        </w:rPr>
-        <w:t xml:space="preserve">Loss和Spectral</w:t>
-      </w:r>
-      <w:r>
-        <w:t xml:space="preserve"> Convergence </w:t>
-      </w:r>
-      <w:r>
-        <w:rPr>
-          <w:rFonts w:hint="eastAsia"/>
-        </w:rPr>
-        <w:t xml:space="preserve">Loss在PESQ方面并列最优（2.40）。在学习率策略方面，OneCycleLR取得了最高SI-SDR（11.66dB）和PESQ（2.53），Warmup+CosineDecay紧随其后（11.65dB）。数据增强策略对性能的影响有限，综合增强方案的SI-SDR最优（11.62dB）。</w:t>
+        <w:t xml:space="preserve">本章通过四组实验系统评估了所提方法的性能。实验结果表明：深度学习方法在各项指标上大幅超越传统方法；网络深度是影响性能的关键因素，残差连接是组件改进中贡献最大的部分；注意力门和空洞卷积虽边际贡献有限，但三者的协同集成使完整模型达到最优综合性能；训练优化策略中，损失函数设计对性能影响最为显著。</w:t>
       </w:r>
     </w:p>
     <w:bookmarkEnd w:id="93"/>
@@ -13734,51 +13608,7 @@
         <w:rPr>
           <w:rFonts w:hint="eastAsia"/>
         </w:rPr>
-        <w:t xml:space="preserve">本文的主要工作内容和创新贡献体现在以下四个方面：</w:t>
-      </w:r>
-    </w:p>
-    <w:p>
-      <w:pPr>
-        <w:pStyle w:val="BodyText"/>
-      </w:pPr>
-      <w:r>
-        <w:rPr>
-          <w:rFonts w:hint="eastAsia"/>
-        </w:rPr>
-        <w:t xml:space="preserve">（1）构建了声反馈啸叫的理论分析框架和数据生成系统。本文以单通道闭环声学增益系统为理论基础，推导了啸叫产生的数学表达式，明确给出了啸叫形成所需的振幅条件和相位条件。在此基础上，利用房间脉冲响应生成器模拟实际声反馈路径，通过增益、延迟和房间声学参数的随机化设置，基于AISHELL-2中文普通话语音数据集生成了包含6,548条音频（总时长约2.5小时）的干净语音与带啸叫语音配对数据集。该仿真系统准确复现了声反馈的递归叠加过程，为后续深度学习模型的训练提供了数据支撑。</w:t>
-      </w:r>
-    </w:p>
-    <w:p>
-      <w:pPr>
-        <w:pStyle w:val="BodyText"/>
-      </w:pPr>
-      <w:r>
-        <w:rPr>
-          <w:rFonts w:hint="eastAsia"/>
-        </w:rPr>
-        <w:t xml:space="preserve">（2）开发了四个层次递进的U-Net模型变体，对比了不同网络结构对性能的影响。实验结果表明，网络深度是影响啸叫抑制性能的最关键因素，从3层基线模型到5层标准模型的提升远大于后续组件改进带来的增益。在此基础上，综合优化模型通过融合注意力门、残差连接和空洞卷积实现了最优综合性能。</w:t>
-      </w:r>
-    </w:p>
-    <w:p>
-      <w:pPr>
-        <w:pStyle w:val="BodyText"/>
-      </w:pPr>
-      <w:r>
-        <w:rPr>
-          <w:rFonts w:hint="eastAsia"/>
-        </w:rPr>
-        <w:t xml:space="preserve">（3）实现了三类传统啸叫抑制算法作为对比基准。实验结果充分证明了深度学习方法相比传统技术的显著优势，所有深度学习模型的SI-SDR均为正值，而传统方法均为负值，PESQ得分也全面领先。</w:t>
-      </w:r>
-    </w:p>
-    <w:p>
-      <w:pPr>
-        <w:pStyle w:val="BodyText"/>
-      </w:pPr>
-      <w:r>
-        <w:rPr>
-          <w:rFonts w:hint="eastAsia"/>
-        </w:rPr>
-        <w:t xml:space="preserve">（4）开展了多维度的系统性实验研究。消融实验表明残差连接是性能提升的主要贡献组件，注意力机制和空洞卷积在当前模型规模下边际影响较小，但三者的协同集成使完整模型在所有指标上达到最优且训练最稳定。训练优化实验进一步验证了损失函数设计对性能的显著影响。</w:t>
+        <w:t xml:space="preserve">本文构建了声反馈啸叫的理论分析框架和基于RIR的仿真数据生成系统，设计了从3层基线到综合优化的四个U-Net模型变体，实现了三种传统方法作为对比基线，并从模型架构、消融实验和训练优化等多维度开展了系统性实验研究。基于上述工作，本文总结出以下三点主要结论：</w:t>
       </w:r>
     </w:p>
     <w:p>
@@ -13849,7 +13679,7 @@
         <w:rPr>
           <w:rFonts w:hint="eastAsia"/>
         </w:rPr>
-        <w:t xml:space="preserve">尽管本文提出的深度学习方案在客观指标上取得了较为理想的测试结果，但研究工作仍存在若干局限性，需要在后续工作中继续改进和完善：</w:t>
+        <w:t xml:space="preserve">尽管本文提出的深度学习方案在客观指标上取得了较为理想的结果，但研究仍存在若干局限性。</w:t>
       </w:r>
     </w:p>
     <w:p>
@@ -13860,7 +13690,7 @@
         <w:rPr>
           <w:rFonts w:hint="eastAsia"/>
         </w:rPr>
-        <w:t xml:space="preserve">需要特别指出的是，本文最优模型在OneCycleLR学习率策略下取得的PESQ为2.53（综合优化模型默认训练为2.39），在PESQ的评分标准中（满分4.5）属于”一般”至”良好”之间的水平，距离”优秀”（3.5以上）仍有明显差距。PESQ偏低的原因可能包括：（1）本研究采用基于幅度谱掩膜的频域处理框架，保留了带啸叫信号的原始相位，但啸叫对相位的扭曲可能无法仅通过幅度修正完全补偿；（2）仿真数据与真实声学环境的差异导致模型学习到的映射存在偏差；（3）当前模型规模（最大3.13M参数）和训练数据量（约2.5小时）相对有限。此外，PESQ本身是为评估语音通信质量设计的指标，其高分通常依赖于极低的背景噪声和失真，而啸叫抑制任务中输入信号质量极差（未处理基线PESQ仅1.43），从如此低的起点将PESQ提升至2.5以上已表明模型具有显著的信号恢复能力。后续工作可通过引入相位估计、扩大训练数据规模以及探索端到端时域处理等方法进一步提升感知质量。</w:t>
+        <w:t xml:space="preserve">本文最优模型的PESQ为2.53（满分4.5），距离”优秀”水平仍有差距。主要原因在于频域掩膜框架保留了原始相位、仿真数据与真实环境的差异以及模型规模和数据量有限。从PESQ仅1.43的基线起点提升至2.5以上已表明模型具有显著的信号恢复能力，后续可通过引入相位估计和端到端时域处理等方法进一步提升。</w:t>
       </w:r>
     </w:p>
     <w:p>
@@ -13871,7 +13701,7 @@
         <w:rPr>
           <w:rFonts w:hint="eastAsia"/>
         </w:rPr>
-        <w:t xml:space="preserve">（1）仿真数据与实际应用场景存在差异。本文的所有实验数据均来自仿真系统生成，尽管在仿真过程中考虑了房间声学参数的随机化变化和非线性失真等因素，但与真实声学环境中的啸叫现象相比仍有差距。实际应用场景下的声反馈路径往往具有更为复杂的非线性特征、时变特性以及多径传播效应，同时麦克风和扬声器的频率响应特性也更为多样化。后续研究应当采集真实环境下的啸叫样本数据，或者采用迁移学习方法将基于仿真数据训练的模型适配到实际场景，从而提升方法的实用价值。</w:t>
+        <w:t xml:space="preserve">（1）实验数据均来自仿真系统生成，与真实声学环境中的啸叫现象存在差异，后续应采集真实啸叫样本或采用迁移学习提升实用价值。</w:t>
       </w:r>
     </w:p>
     <w:p>
@@ -13882,7 +13712,7 @@
         <w:rPr>
           <w:rFonts w:hint="eastAsia"/>
         </w:rPr>
-        <w:t xml:space="preserve">（2）缺少主观听觉测试评估。本文主要采用SI-SDR、PESQ和STOI等客观指标来评估方法效果，虽然这些客观指标能够在一定程度上反映音频质量水平，但人类的主观听觉感受才是衡量啸叫抑制效果的最终标准。未来工作需要组织大规模的主观听音测试，采用MOS评分等方法从听觉感知角度全面评估各种方法的实际效果，并进一步分析客观评价指标与主观评价结果之间的相关性关系。</w:t>
+        <w:t xml:space="preserve">（2）缺少主观听觉测试评估。后续工作需组织MOS评分等主观听音测试，分析客观指标与主观评价的相关性。</w:t>
       </w:r>
     </w:p>
     <w:p>
@@ -13893,7 +13723,7 @@
         <w:rPr>
           <w:rFonts w:hint="eastAsia"/>
         </w:rPr>
-        <w:t xml:space="preserve">（3）实时在线处理系统尚未完成。本文实验测得的模型推理时间基本满足实时处理要求（AudioUNet5Optimized约11.1ms），但尚未构建完整的在线流式处理系统。实际的扩声应用场景对端到端延迟的要求极为苛刻，通常需要控制在20毫秒以内。后续研究需要探索模型压缩、知识蒸馏和量化推理等技术手段，降低模型的计算复杂度和存储开销，实现真正意义上的实时在线啸叫抑制系统。</w:t>
+        <w:t xml:space="preserve">（3）尚未构建完整的在线流式处理系统，需探索模型压缩、知识蒸馏和量化推理等技术以满足实际扩声场景的延迟要求。</w:t>
       </w:r>
     </w:p>
     <w:p>
@@ -13904,7 +13734,7 @@
         <w:rPr>
           <w:rFonts w:hint="eastAsia"/>
         </w:rPr>
-        <w:t xml:space="preserve">（4）端到端时域处理方法有待探索。本文采用基于STFT的频域处理框架，这一方案虽然已在音频处理领域得到广泛应用，但STFT和iSTFT变换过程不可避免地会引入额外的时延并造成信息损失。近年来，以Conv-TasNet[17]和Demucs[30]为代表的端到端时域处理方法在语音分离和语音增强任务中表现出色。未来研究可以尝试将这类端到端时域处理方法迁移到啸叫抑制任务中，省去STFT和iSTFT变换环节，有望进一步降低处理时延并提高信号重建质量。</w:t>
+        <w:t xml:space="preserve">（4）端到端时域处理方法有待探索。以Conv-TasNet[17]和Demucs[30]为代表的时域方法有望省去STFT变换环节，降低处理时延并提高信号重建质量。</w:t>
       </w:r>
     </w:p>
     <w:p>
@@ -13915,18 +13745,7 @@
         <w:rPr>
           <w:rFonts w:hint="eastAsia"/>
         </w:rPr>
-        <w:t xml:space="preserve">（5）轻量化网络设计仍需深入研究。本文性能最优的模型包含约313万个参数，虽然借助GPU可以实现高效推理（11.1ms），但在算力资源有限的嵌入式平台上部署仍面临困难。值得注意的是，AudioUNet3虽然仅有0.05M参数，但SI-SDR已达到7.97dB，相较于未处理基线（-25.17dB）实现了33.14dB的改善，表明即使是轻量化模型也能在啸叫抑制任务中取得显著效果。未来可以进一步研究轻量化网络设计技术，例如深度可分离卷积、神经网络架构搜索和模型剪枝等方法，在维持性能指标的同时大幅降低参数规模和计算量，使模型能够在DSP芯片或移动设备上稳定运行。</w:t>
-      </w:r>
-    </w:p>
-    <w:p>
-      <w:pPr>
-        <w:pStyle w:val="BodyText"/>
-      </w:pPr>
-      <w:r>
-        <w:rPr>
-          <w:rFonts w:hint="eastAsia"/>
-        </w:rPr>
-        <w:t xml:space="preserve">（6）多通道和多人应用场景的扩展研究。本文聚焦于单通道啸叫抑制问题，而实际扩声系统通常采用多麦克风、多扬声器的配置方案。在多通道条件下，不同通道的声反馈路径和啸叫特征各不相同，这给啸叫抑制工作带来了更大挑战。未来可以将本文提出的单通道方法拓展至多通道场景，利用多通道的空间信息进行联合优化处理。此外，在多人同时说话的会议场景中，如何将啸叫抑制与语音分离、声学回声消除等任务进行联合优化，也是一个具有研究价值的方向。</w:t>
+        <w:t xml:space="preserve">（5）多通道和多人场景的扩展。实际扩声系统通常采用多麦克风、多扬声器配置，后续可将单通道方法拓展至多通道场景，利用空间信息进行联合优化。</w:t>
       </w:r>
     </w:p>
     <w:bookmarkEnd w:id="96"/>
